--- a/templates/act_template.docx
+++ b/templates/act_template.docx
@@ -234,7 +234,7 @@
     <w:p>
       <w:pPr>
         <w:spacing w:after="60" w:line="19" w:lineRule="atLeast"/>
-        <w:ind w:firstLineChars="351" w:firstLine="705"/>
+        <w:ind w:firstLine="702"/>
         <w:jc w:val="both"/>
         <w:rPr>
           <w:rFonts w:ascii="Times New Roman" w:hAnsi="Times New Roman" w:cs="Times New Roman"/>
@@ -260,7 +260,15 @@
           <w:szCs w:val="20"/>
           <w:lang w:val="ru-RU"/>
         </w:rPr>
-        <w:tab/>
+        <w:t xml:space="preserve"> </w:t>
+      </w:r>
+      <w:r>
+        <w:rPr>
+          <w:rFonts w:ascii="Times New Roman" w:eastAsia="Cambria" w:hAnsi="Times New Roman" w:cs="Times New Roman"/>
+          <w:sz w:val="20"/>
+          <w:szCs w:val="20"/>
+          <w:lang w:val="ru-RU"/>
+        </w:rPr>
         <w:t>Агент во исполнение Агентского договора № {{НОМЕР_ДОГОВОРА}} от «{{ДЕНЬ_ДОГОВОРА}}» {{МЕСЯЦ_ДОГОВОРА}} {{ГОД_ДОГОВОРА}} г. (далее — «Договор») и Поручения (Приложение № 1 к Договору) оказал Принципалу услуги по передаче денежных средств Получателю — гражданину(ке) Кыргызской Республики {{ПРОДАВЕЦ_ФИО}}, {{ПРОДАВЕЦ_ДАТА_РОЖДЕНИЯ}} г.р., Идентификационная карта № {{ПРОДАВЕЦ_ID_НОМЕР}}, — в счёт оплаты за транспортное средство:</w:t>
       </w:r>
     </w:p>
@@ -373,7 +381,15 @@
           <w:szCs w:val="20"/>
           <w:lang w:val="ru-RU"/>
         </w:rPr>
-        <w:tab/>
+        <w:t xml:space="preserve"> </w:t>
+      </w:r>
+      <w:r>
+        <w:rPr>
+          <w:rFonts w:ascii="Times New Roman" w:eastAsia="Cambria" w:hAnsi="Times New Roman" w:cs="Times New Roman"/>
+          <w:sz w:val="20"/>
+          <w:szCs w:val="20"/>
+          <w:lang w:val="ru-RU"/>
+        </w:rPr>
         <w:t xml:space="preserve">Принципал перечислил Агенту денежные средства в общей сумме </w:t>
       </w:r>
       <w:r>
@@ -483,17 +499,27 @@
       <w:r>
         <w:rPr>
           <w:rFonts w:ascii="Times New Roman" w:eastAsia="Cambria" w:hAnsi="Times New Roman" w:cs="Times New Roman"/>
+          <w:b/>
           <w:sz w:val="20"/>
           <w:szCs w:val="20"/>
           <w:lang w:val="ru-RU"/>
         </w:rPr>
-        <w:tab/>
+        <w:t xml:space="preserve"> </w:t>
+      </w:r>
+      <w:r>
+        <w:rPr>
+          <w:rFonts w:ascii="Times New Roman" w:eastAsia="Cambria" w:hAnsi="Times New Roman" w:cs="Times New Roman"/>
+          <w:sz w:val="20"/>
+          <w:szCs w:val="20"/>
+          <w:lang w:val="ru-RU"/>
+        </w:rPr>
         <w:t xml:space="preserve">Агент передал Получателю наличные денежные средства в сумме </w:t>
       </w:r>
       <w:r>
         <w:rPr>
           <w:rFonts w:ascii="Times New Roman" w:eastAsia="Cambria" w:hAnsi="Times New Roman" w:cs="Times New Roman"/>
           <w:b/>
+          <w:bCs/>
           <w:sz w:val="20"/>
           <w:szCs w:val="20"/>
           <w:lang w:val="ru-RU"/>
@@ -507,24 +533,7 @@
           <w:szCs w:val="20"/>
           <w:lang w:val="ru-RU"/>
         </w:rPr>
-        <w:t>, эквивалентной основной сумме Поручения по согласованному Сторонами курсу {{КУРС_ДОЛЛАРА}} руб./</w:t>
-      </w:r>
-      <w:r>
-        <w:rPr>
-          <w:rFonts w:ascii="Times New Roman" w:eastAsia="Cambria" w:hAnsi="Times New Roman" w:cs="Times New Roman"/>
-          <w:sz w:val="20"/>
-          <w:szCs w:val="20"/>
-        </w:rPr>
-        <w:t>USD</w:t>
-      </w:r>
-      <w:r>
-        <w:rPr>
-          <w:rFonts w:ascii="Times New Roman" w:eastAsia="Cambria" w:hAnsi="Times New Roman" w:cs="Times New Roman"/>
-          <w:sz w:val="20"/>
-          <w:szCs w:val="20"/>
-          <w:lang w:val="ru-RU"/>
-        </w:rPr>
-        <w:t xml:space="preserve"> на дату исполнения Поручения. Факт передачи наличных подтверждается отметкой о получении оплаты в договоре купли-продажи ТС № {{НОМЕР_ДКП}} от «{{ДЕНЬ_ДКП}}» {{МЕСЯЦ_ДКП}} {{ГОД_ДКП}} г., подписанном Получателем.</w:t>
+        <w:t>, что соответствует основной сумме Поручения {{ЦЕНА_ЦИФРАМИ}} руб. по курсу {{КУРС_ДОЛЛАРА}} руб./USD, согласованному Сторонами и указанному в Поручении (Приложение № 1 к Договору). Передача наличных денежных средств произведена «{{ДЕНЬ_АКТА}}» {{МЕСЯЦ_АКТА}} {{ГОД_АКТА}} г. в г. Бишкек. Факт передачи подтверждается распиской Получателя (Приложение № 1 к настоящему Акту) по договору купли-продажи ТС № {{НОМЕР_ДКП}} от «{{ДЕНЬ_ДКП}}» {{МЕСЯЦ_ДКП}} {{ГОД_ДКП}} г.</w:t>
       </w:r>
     </w:p>
     <w:p>
@@ -556,7 +565,15 @@
           <w:szCs w:val="20"/>
           <w:lang w:val="ru-RU"/>
         </w:rPr>
-        <w:tab/>
+        <w:t xml:space="preserve"> </w:t>
+      </w:r>
+      <w:r>
+        <w:rPr>
+          <w:rFonts w:ascii="Times New Roman" w:eastAsia="Cambria" w:hAnsi="Times New Roman" w:cs="Times New Roman"/>
+          <w:sz w:val="20"/>
+          <w:szCs w:val="20"/>
+          <w:lang w:val="ru-RU"/>
+        </w:rPr>
         <w:t>Услуги оказаны Агентом в полном объёме, в срок и с надлежащим качеством. Поручение исполнено. Обязательства Агента перед Принципалом по Договору считаются исполненными.</w:t>
       </w:r>
     </w:p>
@@ -589,7 +606,15 @@
           <w:szCs w:val="20"/>
           <w:lang w:val="ru-RU"/>
         </w:rPr>
-        <w:tab/>
+        <w:t xml:space="preserve"> </w:t>
+      </w:r>
+      <w:r>
+        <w:rPr>
+          <w:rFonts w:ascii="Times New Roman" w:eastAsia="Cambria" w:hAnsi="Times New Roman" w:cs="Times New Roman"/>
+          <w:sz w:val="20"/>
+          <w:szCs w:val="20"/>
+          <w:lang w:val="ru-RU"/>
+        </w:rPr>
         <w:t xml:space="preserve">Агентское вознаграждение в размере </w:t>
       </w:r>
       <w:r>
@@ -641,7 +666,15 @@
           <w:szCs w:val="20"/>
           <w:lang w:val="ru-RU"/>
         </w:rPr>
-        <w:tab/>
+        <w:t xml:space="preserve"> </w:t>
+      </w:r>
+      <w:r>
+        <w:rPr>
+          <w:rFonts w:ascii="Times New Roman" w:eastAsia="Cambria" w:hAnsi="Times New Roman" w:cs="Times New Roman"/>
+          <w:sz w:val="20"/>
+          <w:szCs w:val="20"/>
+          <w:lang w:val="ru-RU"/>
+        </w:rPr>
         <w:t>Стороны претензий друг к другу по объёму, качеству и срокам оказания услуг не имеют.</w:t>
       </w:r>
     </w:p>
@@ -674,7 +707,15 @@
           <w:szCs w:val="20"/>
           <w:lang w:val="ru-RU"/>
         </w:rPr>
-        <w:tab/>
+        <w:t xml:space="preserve"> </w:t>
+      </w:r>
+      <w:r>
+        <w:rPr>
+          <w:rFonts w:ascii="Times New Roman" w:eastAsia="Cambria" w:hAnsi="Times New Roman" w:cs="Times New Roman"/>
+          <w:sz w:val="20"/>
+          <w:szCs w:val="20"/>
+          <w:lang w:val="ru-RU"/>
+        </w:rPr>
         <w:t xml:space="preserve">Настоящий Акт составлен в двух экземплярах, имеющих одинаковую юридическую силу, — по одному для каждой из Сторон, и является неотъемлемой частью </w:t>
       </w:r>
       <w:r>
@@ -1042,7 +1083,7 @@
             <w:pPr>
               <w:spacing w:after="0" w:line="19" w:lineRule="atLeast"/>
               <w:rPr>
-                <w:rFonts w:ascii="Times New Roman" w:hAnsi="Times New Roman" w:cs="Times New Roman"/>
+                <w:rFonts w:ascii="Times New Roman" w:eastAsia="Cambria" w:hAnsi="Times New Roman" w:cs="Times New Roman"/>
                 <w:sz w:val="20"/>
                 <w:szCs w:val="20"/>
               </w:rPr>
@@ -1055,6 +1096,15 @@
               </w:rPr>
               <w:t>_______________________ / {{ПОКУПАТЕЛЬ_ИНИЦИАЛЫ}}</w:t>
             </w:r>
+          </w:p>
+          <w:p>
+            <w:pPr>
+              <w:rPr>
+                <w:rFonts w:ascii="Times New Roman" w:hAnsi="Times New Roman" w:cs="Times New Roman"/>
+                <w:sz w:val="20"/>
+                <w:szCs w:val="20"/>
+              </w:rPr>
+            </w:pPr>
           </w:p>
         </w:tc>
       </w:tr>
@@ -1072,7 +1122,7 @@
     <w:sectPr>
       <w:footerReference w:type="default" r:id="rId10"/>
       <w:pgSz w:w="12240" w:h="15840"/>
-      <w:pgMar w:top="1134" w:right="850" w:bottom="1134" w:left="1417" w:header="720" w:footer="720" w:gutter="0"/>
+      <w:pgMar w:top="1134" w:right="850" w:bottom="1134" w:left="1417" w:header="510" w:footer="720" w:gutter="0"/>
       <w:cols w:space="720"/>
       <w:docGrid w:linePitch="360"/>
     </w:sectPr>
@@ -1117,7 +1167,39 @@
         <w:rFonts w:eastAsia="Cambria" w:cs="Cambria"/>
         <w:sz w:val="18"/>
       </w:rPr>
-      <w:t xml:space="preserve">ОсОО «Авто Континент» | стр. </w:t>
+      <w:t>ОсОО «</w:t>
+    </w:r>
+    <w:proofErr w:type="spellStart"/>
+    <w:r>
+      <w:rPr>
+        <w:rFonts w:eastAsia="Cambria" w:cs="Cambria"/>
+        <w:sz w:val="18"/>
+      </w:rPr>
+      <w:t>Авто</w:t>
+    </w:r>
+    <w:proofErr w:type="spellEnd"/>
+    <w:r>
+      <w:rPr>
+        <w:rFonts w:eastAsia="Cambria" w:cs="Cambria"/>
+        <w:sz w:val="18"/>
+      </w:rPr>
+      <w:t xml:space="preserve"> </w:t>
+    </w:r>
+    <w:proofErr w:type="spellStart"/>
+    <w:r>
+      <w:rPr>
+        <w:rFonts w:eastAsia="Cambria" w:cs="Cambria"/>
+        <w:sz w:val="18"/>
+      </w:rPr>
+      <w:t>Континент</w:t>
+    </w:r>
+    <w:proofErr w:type="spellEnd"/>
+    <w:r>
+      <w:rPr>
+        <w:rFonts w:eastAsia="Cambria" w:cs="Cambria"/>
+        <w:sz w:val="18"/>
+      </w:rPr>
+      <w:t xml:space="preserve">» | стр. </w:t>
     </w:r>
     <w:r>
       <w:rPr>
@@ -1400,6 +1482,96 @@
       </w:rPr>
     </w:lvl>
   </w:abstractNum>
+  <w:abstractNum w:abstractNumId="9" w15:restartNumberingAfterBreak="0">
+    <w:nsid w:val="49AA4567"/>
+    <w:multiLevelType w:val="hybridMultilevel"/>
+    <w:tmpl w:val="61684866"/>
+    <w:lvl w:ilvl="0" w:tplc="FC5E5056">
+      <w:start w:val="1"/>
+      <w:numFmt w:val="decimal"/>
+      <w:lvlText w:val="%1."/>
+      <w:lvlJc w:val="left"/>
+      <w:pPr>
+        <w:ind w:left="1065" w:hanging="360"/>
+      </w:pPr>
+      <w:rPr>
+        <w:rFonts w:eastAsia="Cambria" w:hint="default"/>
+        <w:b/>
+      </w:rPr>
+    </w:lvl>
+    <w:lvl w:ilvl="1" w:tplc="04190019" w:tentative="1">
+      <w:start w:val="1"/>
+      <w:numFmt w:val="lowerLetter"/>
+      <w:lvlText w:val="%2."/>
+      <w:lvlJc w:val="left"/>
+      <w:pPr>
+        <w:ind w:left="1785" w:hanging="360"/>
+      </w:pPr>
+    </w:lvl>
+    <w:lvl w:ilvl="2" w:tplc="0419001B" w:tentative="1">
+      <w:start w:val="1"/>
+      <w:numFmt w:val="lowerRoman"/>
+      <w:lvlText w:val="%3."/>
+      <w:lvlJc w:val="right"/>
+      <w:pPr>
+        <w:ind w:left="2505" w:hanging="180"/>
+      </w:pPr>
+    </w:lvl>
+    <w:lvl w:ilvl="3" w:tplc="0419000F" w:tentative="1">
+      <w:start w:val="1"/>
+      <w:numFmt w:val="decimal"/>
+      <w:lvlText w:val="%4."/>
+      <w:lvlJc w:val="left"/>
+      <w:pPr>
+        <w:ind w:left="3225" w:hanging="360"/>
+      </w:pPr>
+    </w:lvl>
+    <w:lvl w:ilvl="4" w:tplc="04190019" w:tentative="1">
+      <w:start w:val="1"/>
+      <w:numFmt w:val="lowerLetter"/>
+      <w:lvlText w:val="%5."/>
+      <w:lvlJc w:val="left"/>
+      <w:pPr>
+        <w:ind w:left="3945" w:hanging="360"/>
+      </w:pPr>
+    </w:lvl>
+    <w:lvl w:ilvl="5" w:tplc="0419001B" w:tentative="1">
+      <w:start w:val="1"/>
+      <w:numFmt w:val="lowerRoman"/>
+      <w:lvlText w:val="%6."/>
+      <w:lvlJc w:val="right"/>
+      <w:pPr>
+        <w:ind w:left="4665" w:hanging="180"/>
+      </w:pPr>
+    </w:lvl>
+    <w:lvl w:ilvl="6" w:tplc="0419000F" w:tentative="1">
+      <w:start w:val="1"/>
+      <w:numFmt w:val="decimal"/>
+      <w:lvlText w:val="%7."/>
+      <w:lvlJc w:val="left"/>
+      <w:pPr>
+        <w:ind w:left="5385" w:hanging="360"/>
+      </w:pPr>
+    </w:lvl>
+    <w:lvl w:ilvl="7" w:tplc="04190019" w:tentative="1">
+      <w:start w:val="1"/>
+      <w:numFmt w:val="lowerLetter"/>
+      <w:lvlText w:val="%8."/>
+      <w:lvlJc w:val="left"/>
+      <w:pPr>
+        <w:ind w:left="6105" w:hanging="360"/>
+      </w:pPr>
+    </w:lvl>
+    <w:lvl w:ilvl="8" w:tplc="0419001B" w:tentative="1">
+      <w:start w:val="1"/>
+      <w:numFmt w:val="lowerRoman"/>
+      <w:lvlText w:val="%9."/>
+      <w:lvlJc w:val="right"/>
+      <w:pPr>
+        <w:ind w:left="6825" w:hanging="180"/>
+      </w:pPr>
+    </w:lvl>
+  </w:abstractNum>
   <w:num w:numId="1">
     <w:abstractNumId w:val="8"/>
   </w:num>
@@ -1426,6 +1598,9 @@
   </w:num>
   <w:num w:numId="9">
     <w:abstractNumId w:val="0"/>
+  </w:num>
+  <w:num w:numId="10">
+    <w:abstractNumId w:val="9"/>
   </w:num>
 </w:numbering>
 </file>

--- a/templates/act_template.docx
+++ b/templates/act_template.docx
@@ -481,6 +481,7 @@
         <w:jc w:val="both"/>
         <w:rPr>
           <w:rFonts w:ascii="Times New Roman" w:hAnsi="Times New Roman" w:cs="Times New Roman"/>
+          <w:bCs/>
           <w:sz w:val="20"/>
           <w:szCs w:val="20"/>
           <w:lang w:val="ru-RU"/>
@@ -504,11 +505,12 @@
           <w:szCs w:val="20"/>
           <w:lang w:val="ru-RU"/>
         </w:rPr>
-        <w:t xml:space="preserve"> </w:t>
+        <w:tab/>
       </w:r>
       <w:r>
         <w:rPr>
           <w:rFonts w:ascii="Times New Roman" w:eastAsia="Cambria" w:hAnsi="Times New Roman" w:cs="Times New Roman"/>
+          <w:bCs/>
           <w:sz w:val="20"/>
           <w:szCs w:val="20"/>
           <w:lang w:val="ru-RU"/>
@@ -519,7 +521,6 @@
         <w:rPr>
           <w:rFonts w:ascii="Times New Roman" w:eastAsia="Cambria" w:hAnsi="Times New Roman" w:cs="Times New Roman"/>
           <w:b/>
-          <w:bCs/>
           <w:sz w:val="20"/>
           <w:szCs w:val="20"/>
           <w:lang w:val="ru-RU"/>
@@ -529,11 +530,52 @@
       <w:r>
         <w:rPr>
           <w:rFonts w:ascii="Times New Roman" w:eastAsia="Cambria" w:hAnsi="Times New Roman" w:cs="Times New Roman"/>
+          <w:bCs/>
           <w:sz w:val="20"/>
           <w:szCs w:val="20"/>
           <w:lang w:val="ru-RU"/>
         </w:rPr>
-        <w:t>, что соответствует основной сумме Поручения {{ЦЕНА_ЦИФРАМИ}} руб. по курсу {{КУРС_ДОЛЛАРА}} руб./USD, согласованному Сторонами и указанному в Поручении (Приложение № 1 к Договору). Передача наличных денежных средств произведена «{{ДЕНЬ_АКТА}}» {{МЕСЯЦ_АКТА}} {{ГОД_АКТА}} г. в г. Бишкек. Факт передачи подтверждается распиской Получателя (Приложение № 1 к настоящему Акту) по договору купли-продажи ТС № {{НОМЕР_ДКП}} от «{{ДЕНЬ_ДКП}}» {{МЕСЯЦ_ДКП}} {{ГОД_ДКП}} г.</w:t>
+        <w:t xml:space="preserve">, что соответствует основной сумме Поручения </w:t>
+      </w:r>
+      <w:r>
+        <w:rPr>
+          <w:rFonts w:ascii="Times New Roman" w:eastAsia="Cambria" w:hAnsi="Times New Roman" w:cs="Times New Roman"/>
+          <w:b/>
+          <w:sz w:val="20"/>
+          <w:szCs w:val="20"/>
+          <w:lang w:val="ru-RU"/>
+        </w:rPr>
+        <w:t>{{ЦЕНА_ЦИФРАМИ}} руб</w:t>
+      </w:r>
+      <w:r>
+        <w:rPr>
+          <w:rFonts w:ascii="Times New Roman" w:eastAsia="Cambria" w:hAnsi="Times New Roman" w:cs="Times New Roman"/>
+          <w:bCs/>
+          <w:sz w:val="20"/>
+          <w:szCs w:val="20"/>
+          <w:lang w:val="ru-RU"/>
+        </w:rPr>
+        <w:t xml:space="preserve">. по фактическому курсу конвертации </w:t>
+      </w:r>
+      <w:r>
+        <w:rPr>
+          <w:rFonts w:ascii="Times New Roman" w:eastAsia="Cambria" w:hAnsi="Times New Roman" w:cs="Times New Roman"/>
+          <w:b/>
+          <w:sz w:val="20"/>
+          <w:szCs w:val="20"/>
+          <w:lang w:val="ru-RU"/>
+        </w:rPr>
+        <w:t>{{КУРС_ФАКТИЧЕСКИЙ}} руб./USD</w:t>
+      </w:r>
+      <w:r>
+        <w:rPr>
+          <w:rFonts w:ascii="Times New Roman" w:eastAsia="Cambria" w:hAnsi="Times New Roman" w:cs="Times New Roman"/>
+          <w:bCs/>
+          <w:sz w:val="20"/>
+          <w:szCs w:val="20"/>
+          <w:lang w:val="ru-RU"/>
+        </w:rPr>
+        <w:t>. Сумма в валюте определена исходя из фактического курса конвертации и может отличаться от расчётной, указанной в Поручении; основная сумма Поручения передана Получателю в полном объёме. Передача наличных денежных средств произведена «{{ДЕНЬ_АКТА}}» {{МЕСЯЦ_АКТА}} {{ГОД_АКТА}} г. в г. Бишкек. Факт передачи подтверждается распиской Получателя (Приложение № 1 к настоящему Акту) по договору купли-продажи ТС № {{НОМЕР_ДКП}} от «{{ДЕНЬ_ДКП}}» {{МЕСЯЦ_ДКП}} {{ГОД_ДКП}} г.</w:t>
       </w:r>
     </w:p>
     <w:p>
@@ -1012,6 +1054,7 @@
                 <w:sz w:val="20"/>
                 <w:szCs w:val="20"/>
               </w:rPr>
+              <w:lastRenderedPageBreak/>
               <w:t>М.П.</w:t>
             </w:r>
           </w:p>
@@ -1043,6 +1086,7 @@
                 <w:sz w:val="20"/>
                 <w:szCs w:val="20"/>
               </w:rPr>
+              <w:lastRenderedPageBreak/>
               <w:t>{{ПОКУПАТЕЛЬ_ФИО}}</w:t>
             </w:r>
           </w:p>
@@ -1199,7 +1243,23 @@
         <w:rFonts w:eastAsia="Cambria" w:cs="Cambria"/>
         <w:sz w:val="18"/>
       </w:rPr>
-      <w:t xml:space="preserve">» | стр. </w:t>
+      <w:t xml:space="preserve">» | </w:t>
+    </w:r>
+    <w:proofErr w:type="spellStart"/>
+    <w:r>
+      <w:rPr>
+        <w:rFonts w:eastAsia="Cambria" w:cs="Cambria"/>
+        <w:sz w:val="18"/>
+      </w:rPr>
+      <w:t>стр</w:t>
+    </w:r>
+    <w:proofErr w:type="spellEnd"/>
+    <w:r>
+      <w:rPr>
+        <w:rFonts w:eastAsia="Cambria" w:cs="Cambria"/>
+        <w:sz w:val="18"/>
+      </w:rPr>
+      <w:t xml:space="preserve">. </w:t>
     </w:r>
     <w:r>
       <w:rPr>

--- a/templates/act_template.docx
+++ b/templates/act_template.docx
@@ -866,49 +866,39 @@
             </w:pPr>
             <w:r>
               <w:rPr>
-                <w:rFonts w:ascii="Times New Roman" w:eastAsia="Cambria" w:hAnsi="Times New Roman" w:cs="Times New Roman"/>
-                <w:bCs/>
-                <w:sz w:val="20"/>
-                <w:szCs w:val="20"/>
-                <w:lang w:val="ru-RU"/>
-              </w:rPr>
-              <w:t>ОсОО «Авто Континент»</w:t>
-            </w:r>
-          </w:p>
-          <w:p>
-            <w:pPr>
-              <w:spacing w:after="0" w:line="19" w:lineRule="atLeast"/>
-              <w:ind w:firstLineChars="709" w:firstLine="1489"/>
-              <w:rPr>
-                <w:rFonts w:ascii="Times New Roman" w:hAnsi="Times New Roman" w:cs="Times New Roman"/>
-                <w:sz w:val="20"/>
-                <w:szCs w:val="20"/>
-                <w:lang w:val="ru-RU"/>
-              </w:rPr>
-            </w:pPr>
-            <w:r>
-              <w:rPr>
                 <w:noProof/>
               </w:rPr>
               <w:drawing>
-                <wp:anchor distT="0" distB="0" distL="114300" distR="114300" simplePos="0" relativeHeight="251729920" behindDoc="0" locked="0" layoutInCell="1" allowOverlap="1" wp14:anchorId="43F85007" wp14:editId="36D4F969">
+                <wp:anchor distT="0" distB="0" distL="114300" distR="114300" simplePos="0" relativeHeight="251657216" behindDoc="0" locked="0" layoutInCell="1" allowOverlap="1" wp14:anchorId="43F85007" wp14:editId="4B569166">
                   <wp:simplePos x="0" y="0"/>
                   <wp:positionH relativeFrom="column">
-                    <wp:posOffset>733425</wp:posOffset>
+                    <wp:posOffset>412115</wp:posOffset>
                   </wp:positionH>
                   <wp:positionV relativeFrom="paragraph">
-                    <wp:posOffset>16510</wp:posOffset>
+                    <wp:posOffset>-32476</wp:posOffset>
                   </wp:positionV>
                   <wp:extent cx="1698625" cy="1486535"/>
                   <wp:effectExtent l="0" t="0" r="0" b="0"/>
                   <wp:wrapNone/>
-                  <wp:docPr id="1" name="image2.png"/>
+                  <wp:docPr id="1" name="image2.png" descr="stamp">
+                    <a:extLst xmlns:a="http://schemas.openxmlformats.org/drawingml/2006/main">
+                      <a:ext uri="{C183D7F6-B498-43B3-948B-1728B52AA6E4}">
+                        <adec:decorative xmlns:adec="http://schemas.microsoft.com/office/drawing/2017/decorative" val="0"/>
+                      </a:ext>
+                    </a:extLst>
+                  </wp:docPr>
                   <wp:cNvGraphicFramePr/>
                   <a:graphic xmlns:a="http://schemas.openxmlformats.org/drawingml/2006/main">
                     <a:graphicData uri="http://schemas.openxmlformats.org/drawingml/2006/picture">
                       <pic:pic xmlns:pic="http://schemas.openxmlformats.org/drawingml/2006/picture">
                         <pic:nvPicPr>
-                          <pic:cNvPr id="1" name="image2.png"/>
+                          <pic:cNvPr id="1" name="image2.png" descr="stamp">
+                            <a:extLst>
+                              <a:ext uri="{C183D7F6-B498-43B3-948B-1728B52AA6E4}">
+                                <adec:decorative xmlns:adec="http://schemas.microsoft.com/office/drawing/2017/decorative" val="0"/>
+                              </a:ext>
+                            </a:extLst>
+                          </pic:cNvPr>
                           <pic:cNvPicPr/>
                         </pic:nvPicPr>
                         <pic:blipFill>
@@ -934,6 +924,28 @@
                 </wp:anchor>
               </w:drawing>
             </w:r>
+            <w:r>
+              <w:rPr>
+                <w:rFonts w:ascii="Times New Roman" w:eastAsia="Cambria" w:hAnsi="Times New Roman" w:cs="Times New Roman"/>
+                <w:bCs/>
+                <w:sz w:val="20"/>
+                <w:szCs w:val="20"/>
+                <w:lang w:val="ru-RU"/>
+              </w:rPr>
+              <w:t>ОсОО «Авто Континент»</w:t>
+            </w:r>
+          </w:p>
+          <w:p>
+            <w:pPr>
+              <w:spacing w:after="0" w:line="19" w:lineRule="atLeast"/>
+              <w:ind w:firstLineChars="709" w:firstLine="1418"/>
+              <w:rPr>
+                <w:rFonts w:ascii="Times New Roman" w:hAnsi="Times New Roman" w:cs="Times New Roman"/>
+                <w:sz w:val="20"/>
+                <w:szCs w:val="20"/>
+                <w:lang w:val="ru-RU"/>
+              </w:rPr>
+            </w:pPr>
           </w:p>
           <w:p>
             <w:pPr>
@@ -950,7 +962,7 @@
                 <w:noProof/>
               </w:rPr>
               <w:drawing>
-                <wp:anchor distT="0" distB="0" distL="114300" distR="114300" simplePos="0" relativeHeight="251652096" behindDoc="0" locked="0" layoutInCell="1" allowOverlap="1" wp14:anchorId="2C19A739" wp14:editId="46042A60">
+                <wp:anchor distT="0" distB="0" distL="114300" distR="114300" simplePos="0" relativeHeight="251652096" behindDoc="0" locked="0" layoutInCell="1" allowOverlap="1" wp14:anchorId="2C19A739" wp14:editId="015A7C7E">
                   <wp:simplePos x="0" y="0"/>
                   <wp:positionH relativeFrom="column">
                     <wp:posOffset>355600</wp:posOffset>
@@ -961,13 +973,13 @@
                   <wp:extent cx="953770" cy="485775"/>
                   <wp:effectExtent l="0" t="0" r="0" b="9525"/>
                   <wp:wrapNone/>
-                  <wp:docPr id="2" name="image1.png"/>
+                  <wp:docPr id="2" name="image1.png" descr="signature"/>
                   <wp:cNvGraphicFramePr/>
                   <a:graphic xmlns:a="http://schemas.openxmlformats.org/drawingml/2006/main">
                     <a:graphicData uri="http://schemas.openxmlformats.org/drawingml/2006/picture">
                       <pic:pic xmlns:pic="http://schemas.openxmlformats.org/drawingml/2006/picture">
                         <pic:nvPicPr>
-                          <pic:cNvPr id="2" name="image1.png"/>
+                          <pic:cNvPr id="2" name="image1.png" descr="signature"/>
                           <pic:cNvPicPr/>
                         </pic:nvPicPr>
                         <pic:blipFill>

--- a/templates/act_template.docx
+++ b/templates/act_template.docx
@@ -962,7 +962,7 @@
                 <w:noProof/>
               </w:rPr>
               <w:drawing>
-                <wp:anchor distT="0" distB="0" distL="114300" distR="114300" simplePos="0" relativeHeight="251652096" behindDoc="0" locked="0" layoutInCell="1" allowOverlap="1" wp14:anchorId="2C19A739" wp14:editId="015A7C7E">
+                <wp:anchor distT="0" distB="0" distL="114300" distR="114300" simplePos="0" relativeHeight="251658240" behindDoc="0" locked="0" layoutInCell="1" allowOverlap="1" wp14:anchorId="2C19A739" wp14:editId="63C40102">
                   <wp:simplePos x="0" y="0"/>
                   <wp:positionH relativeFrom="column">
                     <wp:posOffset>355600</wp:posOffset>
@@ -1177,7 +1177,7 @@
     </w:p>
     <w:sectPr>
       <w:footerReference w:type="default" r:id="rId10"/>
-      <w:pgSz w:w="12240" w:h="15840"/>
+      <w:pgSz w:w="11906" w:h="16838"/>
       <w:pgMar w:top="1134" w:right="850" w:bottom="1134" w:left="1417" w:header="510" w:footer="720" w:gutter="0"/>
       <w:cols w:space="720"/>
       <w:docGrid w:linePitch="360"/>

--- a/templates/act_template.docx
+++ b/templates/act_template.docx
@@ -525,7 +525,27 @@
           <w:szCs w:val="20"/>
           <w:lang w:val="ru-RU"/>
         </w:rPr>
-        <w:t>{{СУММА_НАЛИЧНЫМИ}} ({{СУММА_НАЛИЧНЫМИ_ПРОПИСЬЮ}}) {{ВАЛЮТА_НАЛИЧНЫМИ}}</w:t>
+        <w:t>{{СУММА_НАЛИЧНЫМИ}}</w:t>
+      </w:r>
+      <w:r>
+        <w:rPr>
+          <w:rFonts w:ascii="Times New Roman" w:eastAsia="Cambria" w:hAnsi="Times New Roman" w:cs="Times New Roman"/>
+          <w:b/>
+          <w:sz w:val="20"/>
+          <w:szCs w:val="20"/>
+          <w:lang w:val="ru-RU"/>
+        </w:rPr>
+        <w:t xml:space="preserve"> </w:t>
+      </w:r>
+      <w:r>
+        <w:rPr>
+          <w:rFonts w:ascii="Times New Roman" w:eastAsia="Cambria" w:hAnsi="Times New Roman" w:cs="Times New Roman"/>
+          <w:b/>
+          <w:sz w:val="20"/>
+          <w:szCs w:val="20"/>
+          <w:lang w:val="ru-RU"/>
+        </w:rPr>
+        <w:t>({{СУММА_НАЛИЧНЫМИ_ПРОПИСЬЮ}}) {{ВАЛЮТА_НАЛИЧНЫМИ}}</w:t>
       </w:r>
       <w:r>
         <w:rPr>
@@ -866,16 +886,38 @@
             </w:pPr>
             <w:r>
               <w:rPr>
+                <w:rFonts w:ascii="Times New Roman" w:eastAsia="Cambria" w:hAnsi="Times New Roman" w:cs="Times New Roman"/>
+                <w:bCs/>
+                <w:sz w:val="20"/>
+                <w:szCs w:val="20"/>
+                <w:lang w:val="ru-RU"/>
+              </w:rPr>
+              <w:t>ОсОО «Авто Континент»</w:t>
+            </w:r>
+          </w:p>
+          <w:p>
+            <w:pPr>
+              <w:spacing w:after="0" w:line="19" w:lineRule="atLeast"/>
+              <w:ind w:firstLineChars="709" w:firstLine="1489"/>
+              <w:rPr>
+                <w:rFonts w:ascii="Times New Roman" w:hAnsi="Times New Roman" w:cs="Times New Roman"/>
+                <w:sz w:val="20"/>
+                <w:szCs w:val="20"/>
+                <w:lang w:val="ru-RU"/>
+              </w:rPr>
+            </w:pPr>
+            <w:r>
+              <w:rPr>
                 <w:noProof/>
               </w:rPr>
               <w:drawing>
-                <wp:anchor distT="0" distB="0" distL="114300" distR="114300" simplePos="0" relativeHeight="251657216" behindDoc="0" locked="0" layoutInCell="1" allowOverlap="1" wp14:anchorId="43F85007" wp14:editId="4B569166">
+                <wp:anchor distT="0" distB="0" distL="114300" distR="114300" simplePos="0" relativeHeight="251657216" behindDoc="0" locked="0" layoutInCell="1" allowOverlap="1" wp14:anchorId="43F85007" wp14:editId="7CC3BE10">
                   <wp:simplePos x="0" y="0"/>
                   <wp:positionH relativeFrom="column">
-                    <wp:posOffset>412115</wp:posOffset>
+                    <wp:posOffset>407035</wp:posOffset>
                   </wp:positionH>
                   <wp:positionV relativeFrom="paragraph">
-                    <wp:posOffset>-32476</wp:posOffset>
+                    <wp:posOffset>80645</wp:posOffset>
                   </wp:positionV>
                   <wp:extent cx="1698625" cy="1486535"/>
                   <wp:effectExtent l="0" t="0" r="0" b="0"/>
@@ -924,28 +966,6 @@
                 </wp:anchor>
               </w:drawing>
             </w:r>
-            <w:r>
-              <w:rPr>
-                <w:rFonts w:ascii="Times New Roman" w:eastAsia="Cambria" w:hAnsi="Times New Roman" w:cs="Times New Roman"/>
-                <w:bCs/>
-                <w:sz w:val="20"/>
-                <w:szCs w:val="20"/>
-                <w:lang w:val="ru-RU"/>
-              </w:rPr>
-              <w:t>ОсОО «Авто Континент»</w:t>
-            </w:r>
-          </w:p>
-          <w:p>
-            <w:pPr>
-              <w:spacing w:after="0" w:line="19" w:lineRule="atLeast"/>
-              <w:ind w:firstLineChars="709" w:firstLine="1418"/>
-              <w:rPr>
-                <w:rFonts w:ascii="Times New Roman" w:hAnsi="Times New Roman" w:cs="Times New Roman"/>
-                <w:sz w:val="20"/>
-                <w:szCs w:val="20"/>
-                <w:lang w:val="ru-RU"/>
-              </w:rPr>
-            </w:pPr>
           </w:p>
           <w:p>
             <w:pPr>
@@ -1066,7 +1086,6 @@
                 <w:sz w:val="20"/>
                 <w:szCs w:val="20"/>
               </w:rPr>
-              <w:lastRenderedPageBreak/>
               <w:t>М.П.</w:t>
             </w:r>
           </w:p>
@@ -1098,7 +1117,6 @@
                 <w:sz w:val="20"/>
                 <w:szCs w:val="20"/>
               </w:rPr>
-              <w:lastRenderedPageBreak/>
               <w:t>{{ПОКУПАТЕЛЬ_ФИО}}</w:t>
             </w:r>
           </w:p>
